--- a/Lumbee_RIVR_Tech_IRU_Package/02_Core_Agreements/04_Financial_and_Revenue_Sharing_Schedule.docx
+++ b/Lumbee_RIVR_Tech_IRU_Package/02_Core_Agreements/04_Financial_and_Revenue_Sharing_Schedule.docx
@@ -277,7 +277,7 @@
           <w:b w:val="0"/>
           <w:i w:val="0"/>
         </w:rPr>
-        <w:t xml:space="preserve"> (the “Effective Date”) by and between Lumbee Tribe of North Carolina (the “Tribe”), or a wholly owned Tribal entity or Tribally chartered instrumentality designated by the Tribe, and LREMC Technologies, LLC d/b/a RIVR Tech (“RIVR Tech”). The Tribe and RIVR Tech are each a “Party” and together the “Parties.” Capitalized terms used but not defined in this Schedule have the meanings given in the Agreement.</w:t>
+        <w:t xml:space="preserve"> (the “Effective Date”) by and between Lumbee Tribe of North Carolina (the “Lumbee Tribe”), or a wholly owned Tribal entity or Tribally chartered instrumentality designated by the Lumbee Tribe, and LREMC Technologies, LLC d/b/a RIVR Tech (“RIVR Tech”). The Lumbee Tribe and RIVR Tech are each a “Party” and together the “Parties.” Capitalized terms used but not defined in this Schedule have the meanings given in the Agreement.</w:t>
       </w:r>
     </w:p>
     <w:p/>
@@ -424,7 +424,7 @@
           <w:b w:val="0"/>
           <w:i w:val="0"/>
         </w:rPr>
-        <w:t>Revenue derived from, or generated by the use of, the Tribal Assets (the grant-funded infrastructure owned by the Tribe) may constitute “Program Income” within the meaning of 2 CFR 200.307 (Program income). Program income is NOT the Tribe’s unrestricted revenue: it must be identified, tracked, and applied in accordance with the TBCP Award and the method (deduction, addition, or cost-sharing/matching) specified or approved by NTIA. Every payment structure in this Schedule is therefore subject to, and must be reconciled against, the program-income treatment set out in Article 4 of this Schedule and Article 5 of the Grant Compliance Addendum.</w:t>
+        <w:t>Revenue derived from, or generated by the use of, the Tribal Assets (the grant-funded infrastructure owned by the Lumbee Tribe) may constitute “Program Income” within the meaning of 2 CFR 200.307 (Program income). Program income is NOT the Lumbee Tribe’s unrestricted revenue: it must be identified, tracked, and applied in accordance with the TBCP Award and the method (deduction, addition, or cost-sharing/matching) specified or approved by NTIA. Every payment structure in this Schedule is therefore subject to, and must be reconciled against, the program-income treatment set out in Article 4 of this Schedule and Article 5 of the Grant Compliance Addendum.</w:t>
       </w:r>
     </w:p>
     <w:p>
@@ -443,7 +443,7 @@
           <w:i/>
           <w:color w:val="595959"/>
         </w:rPr>
-        <w:t>Confirm with grant counsel and NTIA which program-income method (deduction, addition, or cost sharing) applies to revenue generated by the Tribal Assets, and whether that treatment continues after the period of performance. The selected payment structure must not cause the Tribe to mis-apply program income.</w:t>
+        <w:t>Confirm with grant counsel and NTIA which program-income method (deduction, addition, or cost sharing) applies to revenue generated by the Tribal Assets, and whether that treatment continues after the period of performance. The selected payment structure must not cause the Lumbee Tribe to mis-apply program income.</w:t>
       </w:r>
     </w:p>
     <w:p>
@@ -977,7 +977,7 @@
           <w:b w:val="0"/>
           <w:i w:val="0"/>
         </w:rPr>
-        <w:t>“Non-Tribal Customers” means subscribers and account holders who are not enrolled members of the Tribe and who are served over the Network within or beyond the Service Territory. Revenue from Non-Tribal Customers that is derived from the Tribal Assets is INCLUDED in Gross Revenue on the same basis as revenue from Tribal members and is subject to the same program-income analysis; service to Non-Tribal Customers must remain consistent with the TBCP Award’s eligible-service-area and priority-of-service requirements.</w:t>
+        <w:t>“Non-Tribal Customers” means subscribers and account holders who are not enrolled members of the Lumbee Tribe and who are served over the Network within or beyond the Service Territory. Revenue from Non-Tribal Customers that is derived from the Tribal Assets is INCLUDED in Gross Revenue on the same basis as revenue from Tribal members and is subject to the same program-income analysis; service to Non-Tribal Customers must remain consistent with the TBCP Award’s eligible-service-area and priority-of-service requirements.</w:t>
       </w:r>
     </w:p>
     <w:p>
@@ -1107,7 +1107,7 @@
           <w:b w:val="0"/>
           <w:i w:val="0"/>
         </w:rPr>
-        <w:t>The Parties are evaluating the five alternative structures below for the consideration payable in respect of the IRU and the operation of the Tribal Assets. Each structure uses the SAME defined terms from Article 2; they differ only in how the payment to the Tribe is computed. Each is illustrated with placeholder figures that tie to the Financial Model. The RIVR Tech recommendation is Option D (Section 3.7).</w:t>
+        <w:t>The Parties are evaluating the five alternative structures below for the consideration payable in respect of the IRU and the operation of the Tribal Assets. Each structure uses the SAME defined terms from Article 2; they differ only in how the payment to the Lumbee Tribe is computed. Each is illustrated with placeholder figures that tie to the Financial Model. The RIVR Tech recommendation is Option D (Section 3.7).</w:t>
       </w:r>
     </w:p>
     <w:tbl>
@@ -1182,7 +1182,7 @@
                 <w:color w:val="FFFFFF"/>
                 <w:sz w:val="16"/>
               </w:rPr>
-              <w:t>Tribe upside</w:t>
+              <w:t>Lumbee Tribe upside</w:t>
             </w:r>
           </w:p>
         </w:tc>
@@ -1202,7 +1202,7 @@
                 <w:color w:val="FFFFFF"/>
                 <w:sz w:val="16"/>
               </w:rPr>
-              <w:t>Tribe risk</w:t>
+              <w:t>Lumbee Tribe risk</w:t>
             </w:r>
           </w:p>
         </w:tc>
@@ -1340,7 +1340,7 @@
                 <w:i w:val="0"/>
                 <w:sz w:val="16"/>
               </w:rPr>
-              <w:t>The Tribe values certainty and simplicity over upside.</w:t>
+              <w:t>The Lumbee Tribe values certainty and simplicity over upside.</w:t>
             </w:r>
           </w:p>
         </w:tc>
@@ -1444,7 +1444,7 @@
                 <w:i w:val="0"/>
                 <w:sz w:val="16"/>
               </w:rPr>
-              <w:t>The Tribe wants growth participation and a simple, tamper-resistant base.</w:t>
+              <w:t>The Lumbee Tribe wants growth participation and a simple, tamper-resistant base.</w:t>
             </w:r>
           </w:p>
         </w:tc>
@@ -1542,7 +1542,7 @@
                 <w:i w:val="0"/>
                 <w:sz w:val="16"/>
               </w:rPr>
-              <w:t>The Tribe accepts expense-side complexity in exchange for margin alignment.</w:t>
+              <w:t>The Lumbee Tribe accepts expense-side complexity in exchange for margin alignment.</w:t>
             </w:r>
           </w:p>
         </w:tc>
@@ -1682,7 +1682,7 @@
                 <w:i w:val="0"/>
                 <w:sz w:val="16"/>
               </w:rPr>
-              <w:t>The Tribe wants a guaranteed minimum and meaningful upside — the recommended balance.</w:t>
+              <w:t>The Lumbee Tribe wants a guaranteed minimum and meaningful upside — the recommended balance.</w:t>
             </w:r>
           </w:p>
         </w:tc>
@@ -2277,7 +2277,7 @@
           <w:b w:val="0"/>
           <w:i w:val="0"/>
         </w:rPr>
-        <w:t xml:space="preserve">Mechanism. RIVR Tech pays the Tribe a fixed annual amount of </w:t>
+        <w:t xml:space="preserve">Mechanism. RIVR Tech pays the Lumbee Tribe a fixed annual amount of </w:t>
       </w:r>
       <w:r>
         <w:rPr>
@@ -2418,7 +2418,7 @@
                 <w:color w:val="FFFFFF"/>
                 <w:sz w:val="18"/>
               </w:rPr>
-              <w:t>Payment to Tribe</w:t>
+              <w:t>Payment to Lumbee Tribe</w:t>
             </w:r>
           </w:p>
         </w:tc>
@@ -2805,7 +2805,7 @@
           <w:b w:val="0"/>
           <w:i w:val="0"/>
         </w:rPr>
-        <w:t>Mechanism. RIVR Tech pays the Tribe 5% (placeholder) of Gross Revenue (Section 2.1), with no deduction for Operating Expenses. Excluded Revenue (Section 2.6), including grant funds, remitted taxes, refunds, and capped bad debt, is not in the base. Installation, Voice, Equipment, Late Fees, Wholesale, and Enterprise revenue ARE in the base; revenue from Non-Tribal Customers derived from the Tribal Assets is included and subject to program-income treatment.</w:t>
+        <w:t>Mechanism. RIVR Tech pays the Lumbee Tribe 5% (placeholder) of Gross Revenue (Section 2.1), with no deduction for Operating Expenses. Excluded Revenue (Section 2.6), including grant funds, remitted taxes, refunds, and capped bad debt, is not in the base. Installation, Voice, Equipment, Late Fees, Wholesale, and Enterprise revenue ARE in the base; revenue from Non-Tribal Customers derived from the Tribal Assets is included and subject to program-income treatment.</w:t>
       </w:r>
     </w:p>
     <w:tbl>
@@ -3020,7 +3020,7 @@
                 <w:i w:val="0"/>
                 <w:sz w:val="18"/>
               </w:rPr>
-              <w:t>= Payment to Tribe (stabilized year)</w:t>
+              <w:t>= Payment to Lumbee Tribe (stabilized year)</w:t>
             </w:r>
           </w:p>
         </w:tc>
@@ -3065,7 +3065,7 @@
           <w:b w:val="0"/>
           <w:i w:val="0"/>
         </w:rPr>
-        <w:t>Mechanism. RIVR Tech pays the Tribe 20% (placeholder) of Adjusted Operating Cash Flow (Section 2.13). Because AOCF nets Operating Expenses (after the related-party and overhead limits) and the reserve allowance against Gross Revenue, the arm’s-length standard (Section 2.10), the overhead cap (Section 2.11), and the Shared-Expense allocation (Section 2.9) directly protect the Tribe’s payment.</w:t>
+        <w:t>Mechanism. RIVR Tech pays the Lumbee Tribe 20% (placeholder) of Adjusted Operating Cash Flow (Section 2.13). Because AOCF nets Operating Expenses (after the related-party and overhead limits) and the reserve allowance against Gross Revenue, the arm’s-length standard (Section 2.10), the overhead cap (Section 2.11), and the Shared-Expense allocation (Section 2.9) directly protect the Lumbee Tribe’s payment.</w:t>
       </w:r>
     </w:p>
     <w:tbl>
@@ -3317,7 +3317,7 @@
                 <w:i w:val="0"/>
                 <w:sz w:val="18"/>
               </w:rPr>
-              <w:t>= Payment to Tribe (stabilized year)</w:t>
+              <w:t>= Payment to Lumbee Tribe (stabilized year)</w:t>
             </w:r>
           </w:p>
         </w:tc>
@@ -3363,7 +3363,7 @@
           <w:b w:val="0"/>
           <w:i w:val="0"/>
         </w:rPr>
-        <w:t xml:space="preserve">Mechanism. RIVR Tech pays the Tribe (i) a fixed base payment of </w:t>
+        <w:t xml:space="preserve">Mechanism. RIVR Tech pays the Lumbee Tribe (i) a fixed base payment of </w:t>
       </w:r>
       <w:r>
         <w:rPr>
@@ -3700,7 +3700,7 @@
                 <w:i w:val="0"/>
                 <w:sz w:val="18"/>
               </w:rPr>
-              <w:t>= Total payment to Tribe (base + variable)</w:t>
+              <w:t>= Total payment to Lumbee Tribe (base + variable)</w:t>
             </w:r>
           </w:p>
         </w:tc>
@@ -3849,7 +3849,7 @@
                 <w:color w:val="FFFFFF"/>
                 <w:sz w:val="18"/>
               </w:rPr>
-              <w:t>Payment to Tribe</w:t>
+              <w:t>Payment to Lumbee Tribe</w:t>
             </w:r>
           </w:p>
         </w:tc>
@@ -4110,7 +4110,7 @@
           <w:b w:val="0"/>
           <w:i w:val="0"/>
         </w:rPr>
-        <w:t>gives the Tribe a certain, budgetable floor (the fixed base) that is owed regardless of operating results, addressing the Tribe’s need for reliable cash — the strength of Option A;</w:t>
+        <w:t>gives the Lumbee Tribe a certain, budgetable floor (the fixed base) that is owed regardless of operating results, addressing the Lumbee Tribe’s need for reliable cash — the strength of Option A;</w:t>
       </w:r>
     </w:p>
     <w:p>
@@ -4122,7 +4122,7 @@
           <w:b w:val="0"/>
           <w:i w:val="0"/>
         </w:rPr>
-        <w:t>preserves genuine upside for the Tribe through the revenue-share layer, so that if take rates or ARPU exceed plan the Tribe participates — the strength of Option B;</w:t>
+        <w:t>preserves genuine upside for the Lumbee Tribe through the revenue-share layer, so that if take rates or ARPU exceed plan the Lumbee Tribe participates — the strength of Option B;</w:t>
       </w:r>
     </w:p>
     <w:p>
@@ -4146,7 +4146,7 @@
           <w:b w:val="0"/>
           <w:i w:val="0"/>
         </w:rPr>
-        <w:t>sets the fixed base conservatively and places the revenue share above a threshold, which protects RIVR Tech’s fragile early-year cash flow better than a pure top-line share (Option B) while still delivering more early certainty to the Tribe than Option E’s back-loaded holiday; and</w:t>
+        <w:t>sets the fixed base conservatively and places the revenue share above a threshold, which protects RIVR Tech’s fragile early-year cash flow better than a pure top-line share (Option B) while still delivering more early certainty to the Lumbee Tribe than Option E’s back-loaded holiday; and</w:t>
       </w:r>
     </w:p>
     <w:p>
@@ -4167,7 +4167,7 @@
           <w:b w:val="0"/>
           <w:i w:val="0"/>
         </w:rPr>
-        <w:t>Option D should be selected only after the fixed base, revenue-share percentage, and threshold are calibrated in the Financial Model so that the blended payment is affordable across the ramp yet delivers a fair return to the Tribe over the 30-year IRU term.</w:t>
+        <w:t>Option D should be selected only after the fixed base, revenue-share percentage, and threshold are calibrated in the Financial Model so that the blended payment is affordable across the ramp yet delivers a fair return to the Lumbee Tribe over the 30-year IRU term.</w:t>
       </w:r>
     </w:p>
     <w:p>
@@ -4186,7 +4186,7 @@
           <w:i/>
           <w:color w:val="595959"/>
         </w:rPr>
-        <w:t>Final selection among Options A–E, and calibration of Option D’s base, percentage, and threshold, are business decisions for the Tribe and RIVR Tech, to be confirmed against the Financial Model and grant counsel’s program-income guidance.</w:t>
+        <w:t>Final selection among Options A–E, and calibration of Option D’s base, percentage, and threshold, are business decisions for the Lumbee Tribe and RIVR Tech, to be confirmed against the Financial Model and grant counsel’s program-income guidance.</w:t>
       </w:r>
     </w:p>
     <w:p>
@@ -4330,7 +4330,7 @@
           <w:b w:val="0"/>
           <w:i w:val="0"/>
         </w:rPr>
-        <w:t xml:space="preserve">RIVR Tech shall provide the Tribe: (a) unaudited quarterly financial statements and a Network operating report within </w:t>
+        <w:t xml:space="preserve">RIVR Tech shall provide the Lumbee Tribe: (a) unaudited quarterly financial statements and a Network operating report within </w:t>
       </w:r>
       <w:r>
         <w:rPr>
@@ -4402,7 +4402,7 @@
           <w:b w:val="0"/>
           <w:i w:val="0"/>
         </w:rPr>
-        <w:t>RIVR Tech shall keep complete and accurate books and records of all Gross Revenue, Excluded Revenue, Operating Expenses, Capital Expenses, Shared-Expense allocations, Related-Party Charges, Corporate Overhead allocations, reserves, and payments, in accordance with GAAP, consistently applied, and shall retain them for not less than 3 years (or longer if required by the Award or applicable law — see the Grant Compliance Addendum). Records must be sufficient to permit the Tribe, its auditors, and federal awarding-agency and oversight officials to verify every figure in a payment computation.</w:t>
+        <w:t>RIVR Tech shall keep complete and accurate books and records of all Gross Revenue, Excluded Revenue, Operating Expenses, Capital Expenses, Shared-Expense allocations, Related-Party Charges, Corporate Overhead allocations, reserves, and payments, in accordance with GAAP, consistently applied, and shall retain them for not less than 3 years (or longer if required by the Award or applicable law — see the Grant Compliance Addendum). Records must be sufficient to permit the Lumbee Tribe, its auditors, and federal awarding-agency and oversight officials to verify every figure in a payment computation.</w:t>
       </w:r>
     </w:p>
     <w:p>
@@ -4426,7 +4426,7 @@
           <w:b w:val="0"/>
           <w:i w:val="0"/>
         </w:rPr>
-        <w:t xml:space="preserve">The Tribe (and its designated independent auditor) may, on not less than 10 business days’ written notice and not more than </w:t>
+        <w:t xml:space="preserve">The Lumbee Tribe (and its designated independent auditor) may, on not less than 10 business days’ written notice and not more than </w:t>
       </w:r>
       <w:r>
         <w:rPr>
@@ -4498,7 +4498,7 @@
           <w:b w:val="0"/>
           <w:i w:val="0"/>
         </w:rPr>
-        <w:t>, RIVR Tech shall also reimburse the Tribe’s reasonable audit costs. Repeated or willful underpayment is an event of default under the Agreement.</w:t>
+        <w:t>, RIVR Tech shall also reimburse the Lumbee Tribe’s reasonable audit costs. Repeated or willful underpayment is an event of default under the Agreement.</w:t>
       </w:r>
     </w:p>
     <w:p>
@@ -4538,7 +4538,7 @@
           <w:b w:val="0"/>
           <w:i w:val="0"/>
         </w:rPr>
-        <w:t xml:space="preserve"> of Network Gross Revenue each period into a segregated, Tribe-visible reserve account, to fund lifecycle replacement of electronics, fiber, and equipment so that the Tribal Assets are returned to the Tribe at the end of the IRU term in good operating condition. The reserve is a Network cost for AOCF purposes (Section 2.13) but is not otherwise deducted from Gross Revenue in Options B or D. Reserve funding, use, and reporting shall be documented in the Financial Model.</w:t>
+        <w:t xml:space="preserve"> of Network Gross Revenue each period into a segregated, Lumbee Tribe-visible reserve account, to fund lifecycle replacement of electronics, fiber, and equipment so that the Tribal Assets are returned to the Lumbee Tribe at the end of the IRU term in good operating condition. The reserve is a Network cost for AOCF purposes (Section 2.13) but is not otherwise deducted from Gross Revenue in Options B or D. Reserve funding, use, and reporting shall be documented in the Financial Model.</w:t>
       </w:r>
     </w:p>
     <w:p>
@@ -4581,7 +4581,7 @@
           <w:b w:val="0"/>
           <w:i w:val="0"/>
         </w:rPr>
-        <w:t>Any future grant, subsidy, or contribution-in-aid-of-construction obtained for the Network (whether by the Tribe or, with the Tribe’s consent, by RIVR Tech) is a capital source and Excluded Revenue under Section 2.6(a); it is never Gross Revenue and never enters any payment base. Future grants may, however, generate program income and may carry their own federal or state conditions, which control over this Schedule to the extent of any conflict. Neither Party may pursue a future grant for the Network in a manner that would duplicate funding, jeopardize the TBCP Award, or impair the Tribe’s title to or Federal Interest in the Tribal Assets.</w:t>
+        <w:t>Any future grant, subsidy, or contribution-in-aid-of-construction obtained for the Network (whether by the Lumbee Tribe or, with the Lumbee Tribe’s consent, by RIVR Tech) is a capital source and Excluded Revenue under Section 2.6(a); it is never Gross Revenue and never enters any payment base. Future grants may, however, generate program income and may carry their own federal or state conditions, which control over this Schedule to the extent of any conflict. Neither Party may pursue a future grant for the Network in a manner that would duplicate funding, jeopardize the TBCP Award, or impair the Lumbee Tribe’s title to or Federal Interest in the Tribal Assets.</w:t>
       </w:r>
     </w:p>
     <w:p>
@@ -4624,7 +4624,7 @@
           <w:b w:val="0"/>
           <w:i w:val="0"/>
         </w:rPr>
-        <w:t>To the extent revenue generated by the Tribal Assets constitutes Program Income under 2 CFR 200.307 (Program income), the Tribe’s share of that revenue (however computed under the selected structure) must be identified, accounted for, and applied in accordance with the method specified or approved by NTIA in the Award. The payment mechanics in this Schedule are structured so that the Tribe can trace and report program income; they do not, and cannot, override the Award’s program-income requirements, which control. See Article 5 of the Grant Compliance Addendum.</w:t>
+        <w:t>To the extent revenue generated by the Tribal Assets constitutes Program Income under 2 CFR 200.307 (Program income), the Lumbee Tribe’s share of that revenue (however computed under the selected structure) must be identified, accounted for, and applied in accordance with the method specified or approved by NTIA in the Award. The payment mechanics in this Schedule are structured so that the Lumbee Tribe can trace and report program income; they do not, and cannot, override the Award’s program-income requirements, which control. See Article 5 of the Grant Compliance Addendum.</w:t>
       </w:r>
     </w:p>
     <w:p>
@@ -4643,7 +4643,7 @@
           <w:i/>
           <w:color w:val="595959"/>
         </w:rPr>
-        <w:t>Grant counsel must confirm the program-income method and the treatment of the Tribe’s revenue share before any payment structure is executed.</w:t>
+        <w:t>Grant counsel must confirm the program-income method and the treatment of the Lumbee Tribe’s revenue share before any payment structure is executed.</w:t>
       </w:r>
     </w:p>
     <w:p>
@@ -4907,7 +4907,7 @@
           <w:i/>
           <w:color w:val="595959"/>
         </w:rPr>
-        <w:t>Confirm signatory authority for financial commitments and whether the Tribal party is the Tribe directly or a designated Tribal entity/instrumentality.</w:t>
+        <w:t>Confirm signatory authority for financial commitments and whether the Tribal party is the Lumbee Tribe directly or a designated Tribal entity/instrumentality.</w:t>
       </w:r>
     </w:p>
     <w:sectPr>
